--- a/lessons/2-4/homework.docx
+++ b/lessons/2-4/homework.docx
@@ -106,7 +106,55 @@
     </w:p>
     <w:p>
       <w:pPr>
-        <w:spacing w:after="60"/>
+        <w:keepNext/>
+        <w:spacing w:after="20" w:before="80"/>
+        <w:jc w:val="center"/>
+      </w:pPr>
+      <w:r>
+        <w:drawing>
+          <wp:inline distT="0" distB="0" distL="0" distR="0">
+            <wp:extent cx="1047750" cy="790575"/>
+            <wp:effectExtent t="0" r="0" b="0" l="0"/>
+            <wp:docPr id="1" name="" descr="" title=""/>
+            <wp:cNvGraphicFramePr>
+              <a:graphicFrameLocks xmlns:a="http://schemas.openxmlformats.org/drawingml/2006/main" noChangeAspect="1"/>
+            </wp:cNvGraphicFramePr>
+            <a:graphic xmlns:a="http://schemas.openxmlformats.org/drawingml/2006/main">
+              <a:graphicData uri="http://schemas.openxmlformats.org/drawingml/2006/picture">
+                <pic:pic xmlns:pic="http://schemas.openxmlformats.org/drawingml/2006/picture">
+                  <pic:nvPicPr>
+                    <pic:cNvPr id="0" name="" descr=""/>
+                    <pic:cNvPicPr>
+                      <a:picLocks noChangeAspect="1" noChangeArrowheads="1"/>
+                    </pic:cNvPicPr>
+                  </pic:nvPicPr>
+                  <pic:blipFill>
+                    <a:blip r:embed="rId7" cstate="none"/>
+                    <a:srcRect/>
+                    <a:stretch>
+                      <a:fillRect/>
+                    </a:stretch>
+                  </pic:blipFill>
+                  <pic:spPr bwMode="auto">
+                    <a:xfrm>
+                      <a:off x="0" y="0"/>
+                      <a:ext cx="1047750" cy="790575"/>
+                    </a:xfrm>
+                    <a:prstGeom prst="rect">
+                      <a:avLst/>
+                    </a:prstGeom>
+                  </pic:spPr>
+                </pic:pic>
+              </a:graphicData>
+            </a:graphic>
+          </wp:inline>
+        </w:drawing>
+      </w:r>
+    </w:p>
+    <w:p>
+      <w:pPr>
+        <w:keepNext/>
+        <w:spacing w:after="120"/>
       </w:pPr>
       <w:r>
         <w:rPr>
@@ -116,12 +164,60 @@
         <w:t xml:space="preserve">Mixed Number (Número mixto)</w:t>
       </w:r>
       <w:r>
-        <w:t xml:space="preserve"> — A number made of a whole number and a fraction</w:t>
-      </w:r>
-    </w:p>
-    <w:p>
-      <w:pPr>
-        <w:spacing w:after="60"/>
+        <w:t xml:space="preserve"> — A whole number plus a fraction, like 2 1/2.</w:t>
+      </w:r>
+    </w:p>
+    <w:p>
+      <w:pPr>
+        <w:keepNext/>
+        <w:spacing w:after="20" w:before="80"/>
+        <w:jc w:val="center"/>
+      </w:pPr>
+      <w:r>
+        <w:drawing>
+          <wp:inline distT="0" distB="0" distL="0" distR="0">
+            <wp:extent cx="1047750" cy="790575"/>
+            <wp:effectExtent t="0" r="0" b="0" l="0"/>
+            <wp:docPr id="1" name="" descr="" title=""/>
+            <wp:cNvGraphicFramePr>
+              <a:graphicFrameLocks xmlns:a="http://schemas.openxmlformats.org/drawingml/2006/main" noChangeAspect="1"/>
+            </wp:cNvGraphicFramePr>
+            <a:graphic xmlns:a="http://schemas.openxmlformats.org/drawingml/2006/main">
+              <a:graphicData uri="http://schemas.openxmlformats.org/drawingml/2006/picture">
+                <pic:pic xmlns:pic="http://schemas.openxmlformats.org/drawingml/2006/picture">
+                  <pic:nvPicPr>
+                    <pic:cNvPr id="0" name="" descr=""/>
+                    <pic:cNvPicPr>
+                      <a:picLocks noChangeAspect="1" noChangeArrowheads="1"/>
+                    </pic:cNvPicPr>
+                  </pic:nvPicPr>
+                  <pic:blipFill>
+                    <a:blip r:embed="rId8" cstate="none"/>
+                    <a:srcRect/>
+                    <a:stretch>
+                      <a:fillRect/>
+                    </a:stretch>
+                  </pic:blipFill>
+                  <pic:spPr bwMode="auto">
+                    <a:xfrm>
+                      <a:off x="0" y="0"/>
+                      <a:ext cx="1047750" cy="790575"/>
+                    </a:xfrm>
+                    <a:prstGeom prst="rect">
+                      <a:avLst/>
+                    </a:prstGeom>
+                  </pic:spPr>
+                </pic:pic>
+              </a:graphicData>
+            </a:graphic>
+          </wp:inline>
+        </w:drawing>
+      </w:r>
+    </w:p>
+    <w:p>
+      <w:pPr>
+        <w:keepNext/>
+        <w:spacing w:after="120"/>
       </w:pPr>
       <w:r>
         <w:rPr>
@@ -131,12 +227,60 @@
         <w:t xml:space="preserve">Improper Fraction (Fracción impropia)</w:t>
       </w:r>
       <w:r>
-        <w:t xml:space="preserve"> — A fraction where the numerator is greater than or equal to the denominator</w:t>
-      </w:r>
-    </w:p>
-    <w:p>
-      <w:pPr>
-        <w:spacing w:after="60"/>
+        <w:t xml:space="preserve"> — A fraction where the top is bigger than or equal to the bottom, like 7/4.</w:t>
+      </w:r>
+    </w:p>
+    <w:p>
+      <w:pPr>
+        <w:keepNext/>
+        <w:spacing w:after="20" w:before="80"/>
+        <w:jc w:val="center"/>
+      </w:pPr>
+      <w:r>
+        <w:drawing>
+          <wp:inline distT="0" distB="0" distL="0" distR="0">
+            <wp:extent cx="1047750" cy="790575"/>
+            <wp:effectExtent t="0" r="0" b="0" l="0"/>
+            <wp:docPr id="1" name="" descr="" title=""/>
+            <wp:cNvGraphicFramePr>
+              <a:graphicFrameLocks xmlns:a="http://schemas.openxmlformats.org/drawingml/2006/main" noChangeAspect="1"/>
+            </wp:cNvGraphicFramePr>
+            <a:graphic xmlns:a="http://schemas.openxmlformats.org/drawingml/2006/main">
+              <a:graphicData uri="http://schemas.openxmlformats.org/drawingml/2006/picture">
+                <pic:pic xmlns:pic="http://schemas.openxmlformats.org/drawingml/2006/picture">
+                  <pic:nvPicPr>
+                    <pic:cNvPr id="0" name="" descr=""/>
+                    <pic:cNvPicPr>
+                      <a:picLocks noChangeAspect="1" noChangeArrowheads="1"/>
+                    </pic:cNvPicPr>
+                  </pic:nvPicPr>
+                  <pic:blipFill>
+                    <a:blip r:embed="rId9" cstate="none"/>
+                    <a:srcRect/>
+                    <a:stretch>
+                      <a:fillRect/>
+                    </a:stretch>
+                  </pic:blipFill>
+                  <pic:spPr bwMode="auto">
+                    <a:xfrm>
+                      <a:off x="0" y="0"/>
+                      <a:ext cx="1047750" cy="790575"/>
+                    </a:xfrm>
+                    <a:prstGeom prst="rect">
+                      <a:avLst/>
+                    </a:prstGeom>
+                  </pic:spPr>
+                </pic:pic>
+              </a:graphicData>
+            </a:graphic>
+          </wp:inline>
+        </w:drawing>
+      </w:r>
+    </w:p>
+    <w:p>
+      <w:pPr>
+        <w:keepNext/>
+        <w:spacing w:after="120"/>
       </w:pPr>
       <w:r>
         <w:rPr>
@@ -146,12 +290,60 @@
         <w:t xml:space="preserve">Convert (Convertir)</w:t>
       </w:r>
       <w:r>
-        <w:t xml:space="preserve"> — To change from one form to another without changing the value</w:t>
-      </w:r>
-    </w:p>
-    <w:p>
-      <w:pPr>
-        <w:spacing w:after="60"/>
+        <w:t xml:space="preserve"> — To change a number to a new form but keep the same value.</w:t>
+      </w:r>
+    </w:p>
+    <w:p>
+      <w:pPr>
+        <w:keepNext/>
+        <w:spacing w:after="20" w:before="80"/>
+        <w:jc w:val="center"/>
+      </w:pPr>
+      <w:r>
+        <w:drawing>
+          <wp:inline distT="0" distB="0" distL="0" distR="0">
+            <wp:extent cx="1047750" cy="790575"/>
+            <wp:effectExtent t="0" r="0" b="0" l="0"/>
+            <wp:docPr id="1" name="" descr="" title=""/>
+            <wp:cNvGraphicFramePr>
+              <a:graphicFrameLocks xmlns:a="http://schemas.openxmlformats.org/drawingml/2006/main" noChangeAspect="1"/>
+            </wp:cNvGraphicFramePr>
+            <a:graphic xmlns:a="http://schemas.openxmlformats.org/drawingml/2006/main">
+              <a:graphicData uri="http://schemas.openxmlformats.org/drawingml/2006/picture">
+                <pic:pic xmlns:pic="http://schemas.openxmlformats.org/drawingml/2006/picture">
+                  <pic:nvPicPr>
+                    <pic:cNvPr id="0" name="" descr=""/>
+                    <pic:cNvPicPr>
+                      <a:picLocks noChangeAspect="1" noChangeArrowheads="1"/>
+                    </pic:cNvPicPr>
+                  </pic:nvPicPr>
+                  <pic:blipFill>
+                    <a:blip r:embed="rId10" cstate="none"/>
+                    <a:srcRect/>
+                    <a:stretch>
+                      <a:fillRect/>
+                    </a:stretch>
+                  </pic:blipFill>
+                  <pic:spPr bwMode="auto">
+                    <a:xfrm>
+                      <a:off x="0" y="0"/>
+                      <a:ext cx="1047750" cy="790575"/>
+                    </a:xfrm>
+                    <a:prstGeom prst="rect">
+                      <a:avLst/>
+                    </a:prstGeom>
+                  </pic:spPr>
+                </pic:pic>
+              </a:graphicData>
+            </a:graphic>
+          </wp:inline>
+        </w:drawing>
+      </w:r>
+    </w:p>
+    <w:p>
+      <w:pPr>
+        <w:keepNext/>
+        <w:spacing w:after="120"/>
       </w:pPr>
       <w:r>
         <w:rPr>
@@ -161,12 +353,60 @@
         <w:t xml:space="preserve">Simplify (Simplificar)</w:t>
       </w:r>
       <w:r>
-        <w:t xml:space="preserve"> — To write a fraction in its lowest terms by dividing numerator and denominator by their GCF</w:t>
-      </w:r>
-    </w:p>
-    <w:p>
-      <w:pPr>
-        <w:spacing w:after="60"/>
+        <w:t xml:space="preserve"> — To make a fraction smaller using the same parts, like 2/4 = 1/2.</w:t>
+      </w:r>
+    </w:p>
+    <w:p>
+      <w:pPr>
+        <w:keepNext/>
+        <w:spacing w:after="20" w:before="80"/>
+        <w:jc w:val="center"/>
+      </w:pPr>
+      <w:r>
+        <w:drawing>
+          <wp:inline distT="0" distB="0" distL="0" distR="0">
+            <wp:extent cx="1047750" cy="790575"/>
+            <wp:effectExtent t="0" r="0" b="0" l="0"/>
+            <wp:docPr id="1" name="" descr="" title=""/>
+            <wp:cNvGraphicFramePr>
+              <a:graphicFrameLocks xmlns:a="http://schemas.openxmlformats.org/drawingml/2006/main" noChangeAspect="1"/>
+            </wp:cNvGraphicFramePr>
+            <a:graphic xmlns:a="http://schemas.openxmlformats.org/drawingml/2006/main">
+              <a:graphicData uri="http://schemas.openxmlformats.org/drawingml/2006/picture">
+                <pic:pic xmlns:pic="http://schemas.openxmlformats.org/drawingml/2006/picture">
+                  <pic:nvPicPr>
+                    <pic:cNvPr id="0" name="" descr=""/>
+                    <pic:cNvPicPr>
+                      <a:picLocks noChangeAspect="1" noChangeArrowheads="1"/>
+                    </pic:cNvPicPr>
+                  </pic:nvPicPr>
+                  <pic:blipFill>
+                    <a:blip r:embed="rId11" cstate="none"/>
+                    <a:srcRect/>
+                    <a:stretch>
+                      <a:fillRect/>
+                    </a:stretch>
+                  </pic:blipFill>
+                  <pic:spPr bwMode="auto">
+                    <a:xfrm>
+                      <a:off x="0" y="0"/>
+                      <a:ext cx="1047750" cy="790575"/>
+                    </a:xfrm>
+                    <a:prstGeom prst="rect">
+                      <a:avLst/>
+                    </a:prstGeom>
+                  </pic:spPr>
+                </pic:pic>
+              </a:graphicData>
+            </a:graphic>
+          </wp:inline>
+        </w:drawing>
+      </w:r>
+    </w:p>
+    <w:p>
+      <w:pPr>
+        <w:keepNext/>
+        <w:spacing w:after="120"/>
       </w:pPr>
       <w:r>
         <w:rPr>
@@ -176,7 +416,7 @@
         <w:t xml:space="preserve">Reciprocal (Recíproco)</w:t>
       </w:r>
       <w:r>
-        <w:t xml:space="preserve"> — A fraction flipped — the numerator and denominator switch; used in keep-change-flip</w:t>
+        <w:t xml:space="preserve"> — A fraction turned upside down. You use it in keep-change-flip.</w:t>
       </w:r>
     </w:p>
     <w:p>

--- a/lessons/2-4/homework.docx
+++ b/lessons/2-4/homework.docx
@@ -24,7 +24,7 @@
           <w:i/>
           <w:iCs/>
         </w:rPr>
-        <w:t xml:space="preserve">Lesson 2-4  •  Standard 6.NS.1</w:t>
+        <w:t xml:space="preserve">Lesson 2-4  •  Standard 6.NOS.1</w:t>
       </w:r>
     </w:p>
     <w:p>
@@ -164,7 +164,7 @@
         <w:t xml:space="preserve">Mixed Number (Número mixto)</w:t>
       </w:r>
       <w:r>
-        <w:t xml:space="preserve"> — A whole number plus a fraction, like 2 1/2.</w:t>
+        <w:t xml:space="preserve"> — A whole number plus a fraction, like 2 1/3.</w:t>
       </w:r>
     </w:p>
     <w:p>
@@ -1158,39 +1158,43 @@
           <w:b/>
           <w:bCs/>
         </w:rPr>
-        <w:t xml:space="preserve">6. What is 2½ ÷ ½?</w:t>
-      </w:r>
-    </w:p>
-    <w:p>
-      <w:pPr>
-        <w:spacing w:after="40" w:before="0"/>
-      </w:pPr>
-      <w:r>
-        <w:t xml:space="preserve">     A. 5</w:t>
-      </w:r>
-    </w:p>
-    <w:p>
-      <w:pPr>
-        <w:spacing w:after="40" w:before="0"/>
-      </w:pPr>
-      <w:r>
-        <w:t xml:space="preserve">     B. 1¼</w:t>
-      </w:r>
-    </w:p>
-    <w:p>
-      <w:pPr>
-        <w:spacing w:after="40" w:before="0"/>
-      </w:pPr>
-      <w:r>
-        <w:t xml:space="preserve">     C. 1¼ doubled</w:t>
-      </w:r>
-    </w:p>
-    <w:p>
-      <w:pPr>
-        <w:spacing w:after="40" w:before="0"/>
-      </w:pPr>
-      <w:r>
-        <w:t xml:space="preserve">     D. 2</w:t>
+        <w:t xml:space="preserve">6. onLevel — Spot the Common Mistake</w:t>
+      </w:r>
+    </w:p>
+    <w:p>
+      <w:pPr>
+        <w:spacing w:after="40" w:before="0"/>
+      </w:pPr>
+      <w:r>
+        <w:t xml:space="preserve">   Step 1 (Read): A student is working on Divide Mixed Numbers.</w:t>
+      </w:r>
+    </w:p>
+    <w:p>
+      <w:pPr>
+        <w:spacing w:after="40" w:before="0"/>
+      </w:pPr>
+      <w:r>
+        <w:t xml:space="preserve">   Step 2 (Attempt): They ignored the rule: Always convert a mixed number to an improper fraction first, then divide using Keep, Change, Flip.</w:t>
+      </w:r>
+    </w:p>
+    <w:p>
+      <w:pPr>
+        <w:spacing w:after="40" w:before="0"/>
+      </w:pPr>
+      <w:r>
+        <w:t xml:space="preserve">   Step 3 (Check): The answer does not match the math rule from class.</w:t>
+      </w:r>
+    </w:p>
+    <w:p>
+      <w:pPr>
+        <w:spacing w:after="60" w:before="0"/>
+      </w:pPr>
+      <w:r>
+        <w:rPr>
+          <w:i/>
+          <w:iCs/>
+        </w:rPr>
+        <w:t xml:space="preserve">Which step has the mistake? Explain and fix it:</w:t>
       </w:r>
     </w:p>
     <w:p>
@@ -1206,6 +1210,28 @@
     </w:p>
     <w:p>
       <w:pPr>
+        <w:spacing w:after="60" w:before="120"/>
+      </w:pPr>
+      <w:r>
+        <w:rPr>
+          <w:color w:val="BBBBBB"/>
+        </w:rPr>
+        <w:t xml:space="preserve">______________________________________________________________________</w:t>
+      </w:r>
+    </w:p>
+    <w:p>
+      <w:pPr>
+        <w:spacing w:after="60" w:before="120"/>
+      </w:pPr>
+      <w:r>
+        <w:rPr>
+          <w:color w:val="BBBBBB"/>
+        </w:rPr>
+        <w:t xml:space="preserve">______________________________________________________________________</w:t>
+      </w:r>
+    </w:p>
+    <w:p>
+      <w:pPr>
         <w:spacing w:after="80" w:before="0"/>
       </w:pPr>
       <w:r>
@@ -1213,7 +1239,7 @@
           <w:b/>
           <w:bCs/>
         </w:rPr>
-        <w:t xml:space="preserve">7. What is 3¾ ÷ 1¼?</w:t>
+        <w:t xml:space="preserve">7. Mission 1: The stakeout shift is 4 1/2 hours long. Each agent covers a 1 1/2-hour watch. How many agent watches fill one shift?</w:t>
       </w:r>
     </w:p>
     <w:p>
@@ -1229,23 +1255,23 @@
         <w:spacing w:after="40" w:before="0"/>
       </w:pPr>
       <w:r>
-        <w:t xml:space="preserve">     B. 2</w:t>
-      </w:r>
-    </w:p>
-    <w:p>
-      <w:pPr>
-        <w:spacing w:after="40" w:before="0"/>
-      </w:pPr>
-      <w:r>
-        <w:t xml:space="preserve">     C. 4¾</w:t>
-      </w:r>
-    </w:p>
-    <w:p>
-      <w:pPr>
-        <w:spacing w:after="40" w:before="0"/>
-      </w:pPr>
-      <w:r>
-        <w:t xml:space="preserve">     D. 5</w:t>
+        <w:t xml:space="preserve">     B. 6</w:t>
+      </w:r>
+    </w:p>
+    <w:p>
+      <w:pPr>
+        <w:spacing w:after="40" w:before="0"/>
+      </w:pPr>
+      <w:r>
+        <w:t xml:space="preserve">     C. 2 1/2</w:t>
+      </w:r>
+    </w:p>
+    <w:p>
+      <w:pPr>
+        <w:spacing w:after="40" w:before="0"/>
+      </w:pPr>
+      <w:r>
+        <w:t xml:space="preserve">     D. 4 1/2</w:t>
       </w:r>
     </w:p>
     <w:p>
@@ -1268,39 +1294,39 @@
           <w:b/>
           <w:bCs/>
         </w:rPr>
-        <w:t xml:space="preserve">8. A recipe needs 1½ cups of flour. How many full recipes can you make with 6 cups?</w:t>
-      </w:r>
-    </w:p>
-    <w:p>
-      <w:pPr>
-        <w:spacing w:after="40" w:before="0"/>
-      </w:pPr>
-      <w:r>
-        <w:t xml:space="preserve">     A. 4</w:t>
-      </w:r>
-    </w:p>
-    <w:p>
-      <w:pPr>
-        <w:spacing w:after="40" w:before="0"/>
-      </w:pPr>
-      <w:r>
-        <w:t xml:space="preserve">     B. 3</w:t>
-      </w:r>
-    </w:p>
-    <w:p>
-      <w:pPr>
-        <w:spacing w:after="40" w:before="0"/>
-      </w:pPr>
-      <w:r>
-        <w:t xml:space="preserve">     C. 5</w:t>
-      </w:r>
-    </w:p>
-    <w:p>
-      <w:pPr>
-        <w:spacing w:after="40" w:before="0"/>
-      </w:pPr>
-      <w:r>
-        <w:t xml:space="preserve">     D. 9</w:t>
+        <w:t xml:space="preserve">8. Mission 2: A surveillance route is 3 miles long, split into 1 1/2-mile patrol sections. How many sections are on the route?</w:t>
+      </w:r>
+    </w:p>
+    <w:p>
+      <w:pPr>
+        <w:spacing w:after="40" w:before="0"/>
+      </w:pPr>
+      <w:r>
+        <w:t xml:space="preserve">     A. 2</w:t>
+      </w:r>
+    </w:p>
+    <w:p>
+      <w:pPr>
+        <w:spacing w:after="40" w:before="0"/>
+      </w:pPr>
+      <w:r>
+        <w:t xml:space="preserve">     B. 1 1/2</w:t>
+      </w:r>
+    </w:p>
+    <w:p>
+      <w:pPr>
+        <w:spacing w:after="40" w:before="0"/>
+      </w:pPr>
+      <w:r>
+        <w:t xml:space="preserve">     C. 4 1/2</w:t>
+      </w:r>
+    </w:p>
+    <w:p>
+      <w:pPr>
+        <w:spacing w:after="40" w:before="0"/>
+      </w:pPr>
+      <w:r>
+        <w:t xml:space="preserve">     D. 3</w:t>
       </w:r>
     </w:p>
     <w:p>
@@ -1323,41 +1349,202 @@
           <w:b/>
           <w:bCs/>
         </w:rPr>
-        <w:t xml:space="preserve">9. What is 2⅓ ÷ ⅔?</w:t>
-      </w:r>
-    </w:p>
-    <w:p>
-      <w:pPr>
-        <w:spacing w:after="40" w:before="0"/>
-      </w:pPr>
-      <w:r>
-        <w:t xml:space="preserve">     A. 3½</w:t>
-      </w:r>
-    </w:p>
-    <w:p>
-      <w:pPr>
-        <w:spacing w:after="40" w:before="0"/>
-      </w:pPr>
-      <w:r>
-        <w:t xml:space="preserve">     B. 1⅔</w:t>
-      </w:r>
-    </w:p>
-    <w:p>
-      <w:pPr>
-        <w:spacing w:after="40" w:before="0"/>
-      </w:pPr>
-      <w:r>
-        <w:t xml:space="preserve">     C. 2</w:t>
-      </w:r>
-    </w:p>
-    <w:p>
-      <w:pPr>
-        <w:spacing w:after="40" w:before="0"/>
-      </w:pPr>
-      <w:r>
-        <w:t xml:space="preserve">     D. 3</w:t>
-      </w:r>
-    </w:p>
+        <w:t xml:space="preserve">9. Mission 3: There are 7 1/2 feet of caution tape to seal a crime scene. Each doorway needs 2 1/2 feet. How many doorways can be sealed?</w:t>
+      </w:r>
+    </w:p>
+    <w:p>
+      <w:pPr>
+        <w:spacing w:after="40" w:before="0"/>
+      </w:pPr>
+      <w:r>
+        <w:t xml:space="preserve">     A. 3</w:t>
+      </w:r>
+    </w:p>
+    <w:p>
+      <w:pPr>
+        <w:spacing w:after="40" w:before="0"/>
+      </w:pPr>
+      <w:r>
+        <w:t xml:space="preserve">     B. 5</w:t>
+      </w:r>
+    </w:p>
+    <w:p>
+      <w:pPr>
+        <w:spacing w:after="40" w:before="0"/>
+      </w:pPr>
+      <w:r>
+        <w:t xml:space="preserve">     C. 2 1/2</w:t>
+      </w:r>
+    </w:p>
+    <w:p>
+      <w:pPr>
+        <w:spacing w:after="40" w:before="0"/>
+      </w:pPr>
+      <w:r>
+        <w:t xml:space="preserve">     D. 10</w:t>
+      </w:r>
+    </w:p>
+    <w:p>
+      <w:pPr>
+        <w:spacing w:after="60" w:before="120"/>
+      </w:pPr>
+      <w:r>
+        <w:rPr>
+          <w:color w:val="BBBBBB"/>
+        </w:rPr>
+        <w:t xml:space="preserve">______________________________________________________________________</w:t>
+      </w:r>
+    </w:p>
+    <w:p>
+      <w:pPr>
+        <w:spacing w:after="80" w:before="0"/>
+      </w:pPr>
+      <w:r>
+        <w:rPr>
+          <w:b/>
+          <w:bCs/>
+        </w:rPr>
+        <w:t xml:space="preserve">10. Mission 4: Match each suspect's case-file number (a mixed number) to its decoded improper fraction.</w:t>
+      </w:r>
+    </w:p>
+    <w:tbl>
+      <w:tblPr>
+        <w:tblW w:type="pct" w:w="100%"/>
+        <w:tblBorders>
+          <w:top w:val="single" w:color="auto" w:sz="4"/>
+          <w:left w:val="single" w:color="auto" w:sz="4"/>
+          <w:bottom w:val="single" w:color="auto" w:sz="4"/>
+          <w:right w:val="single" w:color="auto" w:sz="4"/>
+          <w:insideH w:val="single" w:color="auto" w:sz="4"/>
+          <w:insideV w:val="single" w:color="auto" w:sz="4"/>
+        </w:tblBorders>
+      </w:tblPr>
+      <w:tblGrid>
+        <w:gridCol w:w="100"/>
+        <w:gridCol w:w="100"/>
+      </w:tblGrid>
+      <w:tr>
+        <w:trPr>
+          <w:tblHeader/>
+        </w:trPr>
+        <w:tc>
+          <w:tcPr>
+            <w:tcW w:type="pct" w:w="50%"/>
+          </w:tcPr>
+          <w:p>
+            <w:r>
+              <w:rPr>
+                <w:b/>
+                <w:bCs/>
+              </w:rPr>
+              <w:t xml:space="preserve">Item</w:t>
+            </w:r>
+          </w:p>
+        </w:tc>
+        <w:tc>
+          <w:tcPr>
+            <w:tcW w:type="pct" w:w="50%"/>
+          </w:tcPr>
+          <w:p>
+            <w:r>
+              <w:rPr>
+                <w:b/>
+                <w:bCs/>
+              </w:rPr>
+              <w:t xml:space="preserve">Answer choices</w:t>
+            </w:r>
+          </w:p>
+        </w:tc>
+      </w:tr>
+      <w:tr>
+        <w:tc>
+          <w:tcPr>
+            <w:tcW w:type="pct" w:w="50%"/>
+          </w:tcPr>
+          <w:p>
+            <w:r>
+              <w:t xml:space="preserve">____  5 1/4</w:t>
+            </w:r>
+          </w:p>
+        </w:tc>
+        <w:tc>
+          <w:tcPr>
+            <w:tcW w:type="pct" w:w="50%"/>
+          </w:tcPr>
+          <w:p>
+            <w:r>
+              <w:t xml:space="preserve">D. 14/3</w:t>
+            </w:r>
+          </w:p>
+        </w:tc>
+      </w:tr>
+      <w:tr>
+        <w:tc>
+          <w:tcPr>
+            <w:tcW w:type="pct" w:w="50%"/>
+          </w:tcPr>
+          <w:p>
+            <w:r>
+              <w:t xml:space="preserve">____  2 3/5</w:t>
+            </w:r>
+          </w:p>
+        </w:tc>
+        <w:tc>
+          <w:tcPr>
+            <w:tcW w:type="pct" w:w="50%"/>
+          </w:tcPr>
+          <w:p>
+            <w:r>
+              <w:t xml:space="preserve">C. 19/6</w:t>
+            </w:r>
+          </w:p>
+        </w:tc>
+      </w:tr>
+      <w:tr>
+        <w:tc>
+          <w:tcPr>
+            <w:tcW w:type="pct" w:w="50%"/>
+          </w:tcPr>
+          <w:p>
+            <w:r>
+              <w:t xml:space="preserve">____  3 1/6</w:t>
+            </w:r>
+          </w:p>
+        </w:tc>
+        <w:tc>
+          <w:tcPr>
+            <w:tcW w:type="pct" w:w="50%"/>
+          </w:tcPr>
+          <w:p>
+            <w:r>
+              <w:t xml:space="preserve">B. 13/5</w:t>
+            </w:r>
+          </w:p>
+        </w:tc>
+      </w:tr>
+      <w:tr>
+        <w:tc>
+          <w:tcPr>
+            <w:tcW w:type="pct" w:w="50%"/>
+          </w:tcPr>
+          <w:p>
+            <w:r>
+              <w:t xml:space="preserve">____  4 2/3</w:t>
+            </w:r>
+          </w:p>
+        </w:tc>
+        <w:tc>
+          <w:tcPr>
+            <w:tcW w:type="pct" w:w="50%"/>
+          </w:tcPr>
+          <w:p>
+            <w:r>
+              <w:t xml:space="preserve">A. 21/4</w:t>
+            </w:r>
+          </w:p>
+        </w:tc>
+      </w:tr>
+    </w:tbl>
     <w:p>
       <w:pPr>
         <w:spacing w:after="60" w:before="120"/>
@@ -1401,10 +1588,22 @@
     </w:p>
     <w:p>
       <w:pPr>
+        <w:spacing w:after="20" w:before="0"/>
+      </w:pPr>
+      <w:r>
+        <w:t xml:space="preserve">     1 1/2 = 3/2. Then 3/2 ÷ 3/4 = 3/2 × 4/3 = 12/6 = 2.</w:t>
+      </w:r>
+    </w:p>
+    <w:p>
+      <w:pPr>
         <w:spacing w:after="80" w:before="0"/>
       </w:pPr>
       <w:r>
-        <w:t xml:space="preserve">     1 1/2 = 3/2. Then 3/2 ÷ 3/4 = 3/2 × 4/3 = 12/6 = 2.</w:t>
+        <w:rPr>
+          <w:i/>
+          <w:iCs/>
+        </w:rPr>
+        <w:t xml:space="preserve">     Watch for: A common mistake in Divide Mixed Numbers is skipping the key idea: "Always convert a mixed number to an improper fraction first, then divide using Keep, Change, Flip." — always check your work against this rule before you submit.</w:t>
       </w:r>
     </w:p>
     <w:p>
@@ -1421,10 +1620,22 @@
     </w:p>
     <w:p>
       <w:pPr>
+        <w:spacing w:after="20" w:before="0"/>
+      </w:pPr>
+      <w:r>
+        <w:t xml:space="preserve">     3 × 5 = 15, then 15 + 2 = 17. So 3 2/5 = 17/5.</w:t>
+      </w:r>
+    </w:p>
+    <w:p>
+      <w:pPr>
         <w:spacing w:after="80" w:before="0"/>
       </w:pPr>
       <w:r>
-        <w:t xml:space="preserve">     3 × 5 = 15, then 15 + 2 = 17. So 3 2/5 = 17/5.</w:t>
+        <w:rPr>
+          <w:i/>
+          <w:iCs/>
+        </w:rPr>
+        <w:t xml:space="preserve">     Watch for: A common mistake in Divide Mixed Numbers is skipping the key idea: "Always convert a mixed number to an improper fraction first, then divide using Keep, Change, Flip." — always check your work against this rule before you submit.</w:t>
       </w:r>
     </w:p>
     <w:p>
@@ -1561,22 +1772,70 @@
     </w:p>
     <w:p>
       <w:pPr>
+        <w:spacing w:after="20" w:before="0"/>
+      </w:pPr>
+      <w:r>
+        <w:t xml:space="preserve">     This is multiplication: 2 1/4 × 3/4 = 9/4 × 3/4 = 27/16. Wait — re-read: we need 2 1/4 batches at 3/4 cup each, but the question for division practice should be: if you have 2 1/4 cups and each batch needs 3/4 cup, how many batches? 2 1/4 ÷ 3/4 = 9/4 × 4/3 = 36/12 = 3.</w:t>
+      </w:r>
+    </w:p>
+    <w:p>
+      <w:pPr>
         <w:spacing w:after="80" w:before="0"/>
       </w:pPr>
       <w:r>
-        <w:t xml:space="preserve">     This is multiplication: 2 1/4 × 3/4 = 9/4 × 3/4 = 27/16. Wait — re-read: we need 2 1/4 batches at 3/4 cup each, but the question for division practice should be: if you have 2 1/4 cups and each batch needs 3/4 cup, how many batches? 2 1/4 ÷ 3/4 = 9/4 × 4/3 = 36/12 = 3.</w:t>
-      </w:r>
-    </w:p>
-    <w:p>
-      <w:pPr>
-        <w:spacing w:after="40" w:before="0"/>
-      </w:pPr>
-      <w:r>
-        <w:rPr>
-          <w:b/>
-          <w:bCs/>
-        </w:rPr>
-        <w:t xml:space="preserve">6. A. 5</w:t>
+        <w:rPr>
+          <w:i/>
+          <w:iCs/>
+        </w:rPr>
+        <w:t xml:space="preserve">     Watch for: A common mistake in Divide Mixed Numbers is skipping the key idea: "Always convert a mixed number to an improper fraction first, then divide using Keep, Change, Flip." — always check your work against this rule before you submit.</w:t>
+      </w:r>
+    </w:p>
+    <w:p>
+      <w:pPr>
+        <w:spacing w:after="40" w:before="0"/>
+      </w:pPr>
+      <w:r>
+        <w:rPr>
+          <w:b/>
+          <w:bCs/>
+        </w:rPr>
+        <w:t xml:space="preserve">6. onLevel — Spot the Common Mistake</w:t>
+      </w:r>
+    </w:p>
+    <w:p>
+      <w:pPr>
+        <w:spacing w:after="20" w:before="0"/>
+      </w:pPr>
+      <w:r>
+        <w:t xml:space="preserve">     The mistake is in Step 2.</w:t>
+      </w:r>
+    </w:p>
+    <w:p>
+      <w:pPr>
+        <w:spacing w:after="20" w:before="0"/>
+      </w:pPr>
+      <w:r>
+        <w:t xml:space="preserve">     Correct work: Follow the key idea: Always convert a mixed number to an improper fraction first, then divide using Keep, Change, Flip.</w:t>
+      </w:r>
+    </w:p>
+    <w:p>
+      <w:pPr>
+        <w:spacing w:after="40" w:before="0"/>
+      </w:pPr>
+      <w:r>
+        <w:rPr>
+          <w:b/>
+          <w:bCs/>
+        </w:rPr>
+        <w:t xml:space="preserve">7. A. 3</w:t>
+      </w:r>
+    </w:p>
+    <w:p>
+      <w:pPr>
+        <w:spacing w:after="20" w:before="0"/>
+      </w:pPr>
+      <w:r>
+        <w:t xml:space="preserve">     4 1/2 = 9/2 and 1 1/2 = 3/2. So 9/2 ÷ 3/2 = 9/2 × 2/3 = 18/6 = 3 watches.</w:t>
       </w:r>
     </w:p>
     <w:p>
@@ -1584,19 +1843,31 @@
         <w:spacing w:after="80" w:before="0"/>
       </w:pPr>
       <w:r>
-        <w:t xml:space="preserve">     2½ = 5/2. (5/2) ÷ (1/2) = (5/2) × (2/1) = 5.</w:t>
-      </w:r>
-    </w:p>
-    <w:p>
-      <w:pPr>
-        <w:spacing w:after="40" w:before="0"/>
-      </w:pPr>
-      <w:r>
-        <w:rPr>
-          <w:b/>
-          <w:bCs/>
-        </w:rPr>
-        <w:t xml:space="preserve">7. A. 3</w:t>
+        <w:rPr>
+          <w:i/>
+          <w:iCs/>
+        </w:rPr>
+        <w:t xml:space="preserve">     Watch for: A common mistake in Divide Mixed Numbers is skipping the key idea: "Always convert a mixed number to an improper fraction first, then divide using Keep, Change, Flip." — always check your work against this rule before you submit.</w:t>
+      </w:r>
+    </w:p>
+    <w:p>
+      <w:pPr>
+        <w:spacing w:after="40" w:before="0"/>
+      </w:pPr>
+      <w:r>
+        <w:rPr>
+          <w:b/>
+          <w:bCs/>
+        </w:rPr>
+        <w:t xml:space="preserve">8. A. 2</w:t>
+      </w:r>
+    </w:p>
+    <w:p>
+      <w:pPr>
+        <w:spacing w:after="20" w:before="0"/>
+      </w:pPr>
+      <w:r>
+        <w:t xml:space="preserve">     3 ÷ 1 1/2 = 3 ÷ 3/2 = 3 × 2/3 = 6/3 = 2 sections.</w:t>
       </w:r>
     </w:p>
     <w:p>
@@ -1604,19 +1875,31 @@
         <w:spacing w:after="80" w:before="0"/>
       </w:pPr>
       <w:r>
-        <w:t xml:space="preserve">     15/4 ÷ 5/4 = 15/4 × 4/5 = 60/20 = 3.</w:t>
-      </w:r>
-    </w:p>
-    <w:p>
-      <w:pPr>
-        <w:spacing w:after="40" w:before="0"/>
-      </w:pPr>
-      <w:r>
-        <w:rPr>
-          <w:b/>
-          <w:bCs/>
-        </w:rPr>
-        <w:t xml:space="preserve">8. A. 4</w:t>
+        <w:rPr>
+          <w:i/>
+          <w:iCs/>
+        </w:rPr>
+        <w:t xml:space="preserve">     Watch for: A common mistake in Divide Mixed Numbers is skipping the key idea: "Always convert a mixed number to an improper fraction first, then divide using Keep, Change, Flip." — always check your work against this rule before you submit.</w:t>
+      </w:r>
+    </w:p>
+    <w:p>
+      <w:pPr>
+        <w:spacing w:after="40" w:before="0"/>
+      </w:pPr>
+      <w:r>
+        <w:rPr>
+          <w:b/>
+          <w:bCs/>
+        </w:rPr>
+        <w:t xml:space="preserve">9. A. 3</w:t>
+      </w:r>
+    </w:p>
+    <w:p>
+      <w:pPr>
+        <w:spacing w:after="20" w:before="0"/>
+      </w:pPr>
+      <w:r>
+        <w:t xml:space="preserve">     7 1/2 = 15/2 and 2 1/2 = 5/2. So 15/2 ÷ 5/2 = 15/2 × 2/5 = 30/10 = 3 doorways.</w:t>
       </w:r>
     </w:p>
     <w:p>
@@ -1624,27 +1907,63 @@
         <w:spacing w:after="80" w:before="0"/>
       </w:pPr>
       <w:r>
-        <w:t xml:space="preserve">     6 ÷ (3/2) = 6 × (2/3) = 12/3 = 4 recipes.</w:t>
-      </w:r>
-    </w:p>
-    <w:p>
-      <w:pPr>
-        <w:spacing w:after="40" w:before="0"/>
-      </w:pPr>
-      <w:r>
-        <w:rPr>
-          <w:b/>
-          <w:bCs/>
-        </w:rPr>
-        <w:t xml:space="preserve">9. A. 3½</w:t>
-      </w:r>
-    </w:p>
-    <w:p>
-      <w:pPr>
-        <w:spacing w:after="80" w:before="0"/>
-      </w:pPr>
-      <w:r>
-        <w:t xml:space="preserve">     7/3 ÷ 2/3 = 7/3 × 3/2 = 21/6 = 7/2 = 3½.</w:t>
+        <w:rPr>
+          <w:i/>
+          <w:iCs/>
+        </w:rPr>
+        <w:t xml:space="preserve">     Watch for: A common mistake in Divide Mixed Numbers is skipping the key idea: "Always convert a mixed number to an improper fraction first, then divide using Keep, Change, Flip." — always check your work against this rule before you submit.</w:t>
+      </w:r>
+    </w:p>
+    <w:p>
+      <w:pPr>
+        <w:spacing w:after="40" w:before="0"/>
+      </w:pPr>
+      <w:r>
+        <w:rPr>
+          <w:b/>
+          <w:bCs/>
+        </w:rPr>
+        <w:t xml:space="preserve">10. Matches:</w:t>
+      </w:r>
+    </w:p>
+    <w:p>
+      <w:pPr>
+        <w:spacing w:after="20" w:before="0"/>
+      </w:pPr>
+      <w:r>
+        <w:t xml:space="preserve">     5 1/4 → 21/4</w:t>
+      </w:r>
+    </w:p>
+    <w:p>
+      <w:pPr>
+        <w:spacing w:after="20" w:before="0"/>
+      </w:pPr>
+      <w:r>
+        <w:t xml:space="preserve">     2 3/5 → 13/5</w:t>
+      </w:r>
+    </w:p>
+    <w:p>
+      <w:pPr>
+        <w:spacing w:after="20" w:before="0"/>
+      </w:pPr>
+      <w:r>
+        <w:t xml:space="preserve">     3 1/6 → 19/6</w:t>
+      </w:r>
+    </w:p>
+    <w:p>
+      <w:pPr>
+        <w:spacing w:after="20" w:before="0"/>
+      </w:pPr>
+      <w:r>
+        <w:t xml:space="preserve">     4 2/3 → 14/3</w:t>
+      </w:r>
+    </w:p>
+    <w:p>
+      <w:pPr>
+        <w:spacing w:after="40" w:before="0"/>
+      </w:pPr>
+      <w:r>
+        <w:t xml:space="preserve"/>
       </w:r>
     </w:p>
     <w:sectPr>

--- a/lessons/2-4/homework.docx
+++ b/lessons/2-4/homework.docx
@@ -979,7 +979,7 @@
           </w:tcPr>
           <w:p>
             <w:r>
-              <w:t xml:space="preserve">____  4 1/2 ÷ 3/2</w:t>
+              <w:t xml:space="preserve">____  4 1/2 ÷ 9/8</w:t>
             </w:r>
           </w:p>
         </w:tc>
@@ -989,7 +989,7 @@
           </w:tcPr>
           <w:p>
             <w:r>
-              <w:t xml:space="preserve">E. 3</w:t>
+              <w:t xml:space="preserve">E. 7</w:t>
             </w:r>
           </w:p>
         </w:tc>
@@ -1045,7 +1045,7 @@
           </w:tcPr>
           <w:p>
             <w:r>
-              <w:t xml:space="preserve">____  2 1/2 ÷ 5/6</w:t>
+              <w:t xml:space="preserve">____  5 1/4 ÷ 3/4</w:t>
             </w:r>
           </w:p>
         </w:tc>
@@ -1055,7 +1055,7 @@
           </w:tcPr>
           <w:p>
             <w:r>
-              <w:t xml:space="preserve">B. 3</w:t>
+              <w:t xml:space="preserve">B. 4</w:t>
             </w:r>
           </w:p>
         </w:tc>
@@ -1103,39 +1103,39 @@
           <w:b/>
           <w:bCs/>
         </w:rPr>
-        <w:t xml:space="preserve">5. A recipe makes 2 1/4 batches of cookies. Each batch uses 3/4 cup of butter. How many cups of butter are needed in total?</w:t>
-      </w:r>
-    </w:p>
-    <w:p>
-      <w:pPr>
-        <w:spacing w:after="40" w:before="0"/>
-      </w:pPr>
-      <w:r>
-        <w:t xml:space="preserve">     A. 3 cups</w:t>
-      </w:r>
-    </w:p>
-    <w:p>
-      <w:pPr>
-        <w:spacing w:after="40" w:before="0"/>
-      </w:pPr>
-      <w:r>
-        <w:t xml:space="preserve">     B. 1 1/2 cups</w:t>
-      </w:r>
-    </w:p>
-    <w:p>
-      <w:pPr>
-        <w:spacing w:after="40" w:before="0"/>
-      </w:pPr>
-      <w:r>
-        <w:t xml:space="preserve">     C. 2 cups</w:t>
-      </w:r>
-    </w:p>
-    <w:p>
-      <w:pPr>
-        <w:spacing w:after="40" w:before="0"/>
-      </w:pPr>
-      <w:r>
-        <w:t xml:space="preserve">     D. 6 cups</w:t>
+        <w:t xml:space="preserve">5. A baker has 2 1/4 cups of butter. Each batch of cookies needs 3/4 cup of butter. How many batches can the baker make?</w:t>
+      </w:r>
+    </w:p>
+    <w:p>
+      <w:pPr>
+        <w:spacing w:after="40" w:before="0"/>
+      </w:pPr>
+      <w:r>
+        <w:t xml:space="preserve">     A. 3 batches</w:t>
+      </w:r>
+    </w:p>
+    <w:p>
+      <w:pPr>
+        <w:spacing w:after="40" w:before="0"/>
+      </w:pPr>
+      <w:r>
+        <w:t xml:space="preserve">     B. 1 1/2 batches</w:t>
+      </w:r>
+    </w:p>
+    <w:p>
+      <w:pPr>
+        <w:spacing w:after="40" w:before="0"/>
+      </w:pPr>
+      <w:r>
+        <w:t xml:space="preserve">     C. 2 batches</w:t>
+      </w:r>
+    </w:p>
+    <w:p>
+      <w:pPr>
+        <w:spacing w:after="40" w:before="0"/>
+      </w:pPr>
+      <w:r>
+        <w:t xml:space="preserve">     D. 6 batches</w:t>
       </w:r>
     </w:p>
     <w:p>
@@ -1166,23 +1166,31 @@
         <w:spacing w:after="40" w:before="0"/>
       </w:pPr>
       <w:r>
-        <w:t xml:space="preserve">   Step 1 (Read): A student is working on Divide Mixed Numbers.</w:t>
-      </w:r>
-    </w:p>
-    <w:p>
-      <w:pPr>
-        <w:spacing w:after="40" w:before="0"/>
-      </w:pPr>
-      <w:r>
-        <w:t xml:space="preserve">   Step 2 (Attempt): They ignored the rule: Always convert a mixed number to an improper fraction first, then divide using Keep, Change, Flip.</w:t>
-      </w:r>
-    </w:p>
-    <w:p>
-      <w:pPr>
-        <w:spacing w:after="40" w:before="0"/>
-      </w:pPr>
-      <w:r>
-        <w:t xml:space="preserve">   Step 3 (Check): The answer does not match the math rule from class.</w:t>
+        <w:t xml:space="preserve">   Step 1 (Problem): 3 1/3 ÷ 2/3</w:t>
+      </w:r>
+    </w:p>
+    <w:p>
+      <w:pPr>
+        <w:spacing w:after="40" w:before="0"/>
+      </w:pPr>
+      <w:r>
+        <w:t xml:space="preserve">   Step 2 (Keep, Change, Flip (skipped converting)): 3 1/3 × 3/2</w:t>
+      </w:r>
+    </w:p>
+    <w:p>
+      <w:pPr>
+        <w:spacing w:after="40" w:before="0"/>
+      </w:pPr>
+      <w:r>
+        <w:t xml:space="preserve">   Step 3 (Multiply the fraction part only): 1/3 × 3/2 = 3/6 = 1/2</w:t>
+      </w:r>
+    </w:p>
+    <w:p>
+      <w:pPr>
+        <w:spacing w:after="40" w:before="0"/>
+      </w:pPr>
+      <w:r>
+        <w:t xml:space="preserve">   Step 4 (Combine with the whole): 3 + 1/2 = 3 1/2</w:t>
       </w:r>
     </w:p>
     <w:p>
@@ -1603,7 +1611,7 @@
           <w:i/>
           <w:iCs/>
         </w:rPr>
-        <w:t xml:space="preserve">     Watch for: A common mistake in Divide Mixed Numbers is skipping the key idea: "Always convert a mixed number to an improper fraction first, then divide using Keep, Change, Flip." — always check your work against this rule before you submit.</w:t>
+        <w:t xml:space="preserve">     Watch for: A common mistake in Divide Mixed Numbers is dividing the whole-number parts and fraction parts separately instead of converting first — for example, treating 4 1/2 ÷ 1 1/2 as (4 ÷ 1) + (1/2 ÷ 1/2) = 5. Always convert each mixed number to one improper fraction first, then divide using Keep, Change, Flip: 4 1/2 ÷ 1 1/2 = 9/2 ÷ 3/2 = 9/2 × 2/3 = 3.</w:t>
       </w:r>
     </w:p>
     <w:p>
@@ -1635,7 +1643,7 @@
           <w:i/>
           <w:iCs/>
         </w:rPr>
-        <w:t xml:space="preserve">     Watch for: A common mistake in Divide Mixed Numbers is skipping the key idea: "Always convert a mixed number to an improper fraction first, then divide using Keep, Change, Flip." — always check your work against this rule before you submit.</w:t>
+        <w:t xml:space="preserve">     Watch for: A common mistake in Divide Mixed Numbers is dividing the whole-number parts and fraction parts separately instead of converting first — for example, treating 4 1/2 ÷ 1 1/2 as (4 ÷ 1) + (1/2 ÷ 1/2) = 5. Always convert each mixed number to one improper fraction first, then divide using Keep, Change, Flip: 4 1/2 ÷ 1 1/2 = 9/2 ÷ 3/2 = 9/2 × 2/3 = 3.</w:t>
       </w:r>
     </w:p>
     <w:p>
@@ -1715,7 +1723,7 @@
         <w:spacing w:after="20" w:before="0"/>
       </w:pPr>
       <w:r>
-        <w:t xml:space="preserve">     4 1/2 ÷ 3/2 → 3</w:t>
+        <w:t xml:space="preserve">     4 1/2 ÷ 9/8 → 4</w:t>
       </w:r>
     </w:p>
     <w:p>
@@ -1739,7 +1747,7 @@
         <w:spacing w:after="20" w:before="0"/>
       </w:pPr>
       <w:r>
-        <w:t xml:space="preserve">     2 1/2 ÷ 5/6 → 3</w:t>
+        <w:t xml:space="preserve">     5 1/4 ÷ 3/4 → 7</w:t>
       </w:r>
     </w:p>
     <w:p>
@@ -1767,7 +1775,7 @@
           <w:b/>
           <w:bCs/>
         </w:rPr>
-        <w:t xml:space="preserve">5. A. 3 cups</w:t>
+        <w:t xml:space="preserve">5. A. 3 batches</w:t>
       </w:r>
     </w:p>
     <w:p>
@@ -1775,7 +1783,7 @@
         <w:spacing w:after="20" w:before="0"/>
       </w:pPr>
       <w:r>
-        <w:t xml:space="preserve">     This is multiplication: 2 1/4 × 3/4 = 9/4 × 3/4 = 27/16. Wait — re-read: we need 2 1/4 batches at 3/4 cup each, but the question for division practice should be: if you have 2 1/4 cups and each batch needs 3/4 cup, how many batches? 2 1/4 ÷ 3/4 = 9/4 × 4/3 = 36/12 = 3.</w:t>
+        <w:t xml:space="preserve">     Convert 2 1/4 = 9/4. Then 2 1/4 ÷ 3/4 = 9/4 × 4/3 = 36/12 = 3 batches.</w:t>
       </w:r>
     </w:p>
     <w:p>
@@ -1787,7 +1795,7 @@
           <w:i/>
           <w:iCs/>
         </w:rPr>
-        <w:t xml:space="preserve">     Watch for: A common mistake in Divide Mixed Numbers is skipping the key idea: "Always convert a mixed number to an improper fraction first, then divide using Keep, Change, Flip." — always check your work against this rule before you submit.</w:t>
+        <w:t xml:space="preserve">     Watch for: A common mistake in Divide Mixed Numbers is dividing the whole-number parts and fraction parts separately instead of converting first — for example, treating 4 1/2 ÷ 1 1/2 as (4 ÷ 1) + (1/2 ÷ 1/2) = 5. Always convert each mixed number to one improper fraction first, then divide using Keep, Change, Flip: 4 1/2 ÷ 1 1/2 = 9/2 ÷ 3/2 = 9/2 × 2/3 = 3.</w:t>
       </w:r>
     </w:p>
     <w:p>
@@ -1815,7 +1823,7 @@
         <w:spacing w:after="20" w:before="0"/>
       </w:pPr>
       <w:r>
-        <w:t xml:space="preserve">     Correct work: Follow the key idea: Always convert a mixed number to an improper fraction first, then divide using Keep, Change, Flip.</w:t>
+        <w:t xml:space="preserve">     Correct work: The student divided before converting the mixed number. First convert: 3 1/3 = 10/3. Then 10/3 ÷ 2/3 = 10/3 × 3/2 = 30/6 = 5, not 3 1/2.</w:t>
       </w:r>
     </w:p>
     <w:p>
@@ -1847,7 +1855,7 @@
           <w:i/>
           <w:iCs/>
         </w:rPr>
-        <w:t xml:space="preserve">     Watch for: A common mistake in Divide Mixed Numbers is skipping the key idea: "Always convert a mixed number to an improper fraction first, then divide using Keep, Change, Flip." — always check your work against this rule before you submit.</w:t>
+        <w:t xml:space="preserve">     Watch for: A common mistake in Divide Mixed Numbers is dividing the whole-number parts and fraction parts separately instead of converting first — for example, treating 4 1/2 ÷ 1 1/2 as (4 ÷ 1) + (1/2 ÷ 1/2) = 5. Always convert each mixed number to one improper fraction first, then divide using Keep, Change, Flip: 4 1/2 ÷ 1 1/2 = 9/2 ÷ 3/2 = 9/2 × 2/3 = 3.</w:t>
       </w:r>
     </w:p>
     <w:p>
@@ -1879,7 +1887,7 @@
           <w:i/>
           <w:iCs/>
         </w:rPr>
-        <w:t xml:space="preserve">     Watch for: A common mistake in Divide Mixed Numbers is skipping the key idea: "Always convert a mixed number to an improper fraction first, then divide using Keep, Change, Flip." — always check your work against this rule before you submit.</w:t>
+        <w:t xml:space="preserve">     Watch for: A common mistake in Divide Mixed Numbers is dividing the whole-number parts and fraction parts separately instead of converting first — for example, treating 4 1/2 ÷ 1 1/2 as (4 ÷ 1) + (1/2 ÷ 1/2) = 5. Always convert each mixed number to one improper fraction first, then divide using Keep, Change, Flip: 4 1/2 ÷ 1 1/2 = 9/2 ÷ 3/2 = 9/2 × 2/3 = 3.</w:t>
       </w:r>
     </w:p>
     <w:p>
@@ -1911,7 +1919,7 @@
           <w:i/>
           <w:iCs/>
         </w:rPr>
-        <w:t xml:space="preserve">     Watch for: A common mistake in Divide Mixed Numbers is skipping the key idea: "Always convert a mixed number to an improper fraction first, then divide using Keep, Change, Flip." — always check your work against this rule before you submit.</w:t>
+        <w:t xml:space="preserve">     Watch for: A common mistake in Divide Mixed Numbers is dividing the whole-number parts and fraction parts separately instead of converting first — for example, treating 4 1/2 ÷ 1 1/2 as (4 ÷ 1) + (1/2 ÷ 1/2) = 5. Always convert each mixed number to one improper fraction first, then divide using Keep, Change, Flip: 4 1/2 ÷ 1 1/2 = 9/2 ÷ 3/2 = 9/2 × 2/3 = 3.</w:t>
       </w:r>
     </w:p>
     <w:p>

--- a/lessons/2-4/homework.docx
+++ b/lessons/2-4/homework.docx
@@ -12,7 +12,7 @@
           <w:b/>
           <w:bCs/>
         </w:rPr>
-        <w:t xml:space="preserve">Display Data: Box Plots — Homework</w:t>
+        <w:t xml:space="preserve">Represent and Describe Data in a Box Plot — Homework</w:t>
       </w:r>
     </w:p>
     <w:p>
@@ -24,7 +24,7 @@
           <w:i/>
           <w:iCs/>
         </w:rPr>
-        <w:t xml:space="preserve">Lesson 8-5  •  Standard 6.DS.5</w:t>
+        <w:t xml:space="preserve">Lesson 2-4  •  Standard 6.DS.5</w:t>
       </w:r>
     </w:p>
     <w:p>
@@ -161,10 +161,10 @@
           <w:b/>
           <w:bCs/>
         </w:rPr>
-        <w:t xml:space="preserve">Box Plot (Diagrama de caja)</w:t>
-      </w:r>
-      <w:r>
-        <w:t xml:space="preserve"> — A graph that shows how data is spread using five key numbers.</w:t>
+        <w:t xml:space="preserve">Display Data with Box Plots (Representar datos con diagramas de caja)</w:t>
+      </w:r>
+      <w:r>
+        <w:t xml:space="preserve"> — Show a data set's five-number summary in a box-and-whisker display.</w:t>
       </w:r>
     </w:p>
     <w:p>
@@ -224,10 +224,10 @@
           <w:b/>
           <w:bCs/>
         </w:rPr>
-        <w:t xml:space="preserve">Median (Mediana)</w:t>
-      </w:r>
-      <w:r>
-        <w:t xml:space="preserve"> — The middle number that splits the data in half.</w:t>
+        <w:t xml:space="preserve">Box Plot (Diagrama de caja)</w:t>
+      </w:r>
+      <w:r>
+        <w:t xml:space="preserve"> — A graph that shows how data is spread using five key numbers.</w:t>
       </w:r>
     </w:p>
     <w:p>
@@ -287,10 +287,10 @@
           <w:b/>
           <w:bCs/>
         </w:rPr>
-        <w:t xml:space="preserve">Quartile (Cuartil)</w:t>
-      </w:r>
-      <w:r>
-        <w:t xml:space="preserve"> — Numbers that split the data into four equal parts.</w:t>
+        <w:t xml:space="preserve">Median (Mediana)</w:t>
+      </w:r>
+      <w:r>
+        <w:t xml:space="preserve"> — The middle number when you put them in order.</w:t>
       </w:r>
     </w:p>
     <w:p>
@@ -350,10 +350,10 @@
           <w:b/>
           <w:bCs/>
         </w:rPr>
-        <w:t xml:space="preserve">Interquartile Range (Rango intercuartílico)</w:t>
-      </w:r>
-      <w:r>
-        <w:t xml:space="preserve"> — The spread of the middle half of the data (Q3 − Q1).</w:t>
+        <w:t xml:space="preserve">Quartile (Cuartil)</w:t>
+      </w:r>
+      <w:r>
+        <w:t xml:space="preserve"> — Numbers that split the data into four equal parts.</w:t>
       </w:r>
     </w:p>
     <w:p>
@@ -413,10 +413,10 @@
           <w:b/>
           <w:bCs/>
         </w:rPr>
-        <w:t xml:space="preserve">Data distribution (Distribución de datos)</w:t>
-      </w:r>
-      <w:r>
-        <w:t xml:space="preserve"> — How the data looks: where it sits and how spread out it is.</w:t>
+        <w:t xml:space="preserve">Interquartile Range (Rango intercuartílico)</w:t>
+      </w:r>
+      <w:r>
+        <w:t xml:space="preserve"> — The spread of the middle half of the data (Q3 − Q1).</w:t>
       </w:r>
     </w:p>
     <w:p>
@@ -476,6 +476,69 @@
           <w:b/>
           <w:bCs/>
         </w:rPr>
+        <w:t xml:space="preserve">Data distribution (Distribución de datos)</w:t>
+      </w:r>
+      <w:r>
+        <w:t xml:space="preserve"> — How the data looks: where it sits and how spread out it is.</w:t>
+      </w:r>
+    </w:p>
+    <w:p>
+      <w:pPr>
+        <w:keepNext/>
+        <w:spacing w:after="20" w:before="80"/>
+        <w:jc w:val="center"/>
+      </w:pPr>
+      <w:r>
+        <w:drawing>
+          <wp:inline distT="0" distB="0" distL="0" distR="0">
+            <wp:extent cx="1047750" cy="790575"/>
+            <wp:effectExtent t="0" r="0" b="0" l="0"/>
+            <wp:docPr id="1" name="" descr="" title=""/>
+            <wp:cNvGraphicFramePr>
+              <a:graphicFrameLocks xmlns:a="http://schemas.openxmlformats.org/drawingml/2006/main" noChangeAspect="1"/>
+            </wp:cNvGraphicFramePr>
+            <a:graphic xmlns:a="http://schemas.openxmlformats.org/drawingml/2006/main">
+              <a:graphicData uri="http://schemas.openxmlformats.org/drawingml/2006/picture">
+                <pic:pic xmlns:pic="http://schemas.openxmlformats.org/drawingml/2006/picture">
+                  <pic:nvPicPr>
+                    <pic:cNvPr id="0" name="" descr=""/>
+                    <pic:cNvPicPr>
+                      <a:picLocks noChangeAspect="1" noChangeArrowheads="1"/>
+                    </pic:cNvPicPr>
+                  </pic:nvPicPr>
+                  <pic:blipFill>
+                    <a:blip r:embed="rId13" cstate="none"/>
+                    <a:srcRect/>
+                    <a:stretch>
+                      <a:fillRect/>
+                    </a:stretch>
+                  </pic:blipFill>
+                  <pic:spPr bwMode="auto">
+                    <a:xfrm>
+                      <a:off x="0" y="0"/>
+                      <a:ext cx="1047750" cy="790575"/>
+                    </a:xfrm>
+                    <a:prstGeom prst="rect">
+                      <a:avLst/>
+                    </a:prstGeom>
+                  </pic:spPr>
+                </pic:pic>
+              </a:graphicData>
+            </a:graphic>
+          </wp:inline>
+        </w:drawing>
+      </w:r>
+    </w:p>
+    <w:p>
+      <w:pPr>
+        <w:keepNext/>
+        <w:spacing w:after="120"/>
+      </w:pPr>
+      <w:r>
+        <w:rPr>
+          <w:b/>
+          <w:bCs/>
+        </w:rPr>
         <w:t xml:space="preserve">Variability (Variabilidad)</w:t>
       </w:r>
       <w:r>
@@ -1169,7 +1232,7 @@
           <w:b/>
           <w:bCs/>
         </w:rPr>
-        <w:t xml:space="preserve">6. onLevel — The Quartile-Is-One-Value Mistake</w:t>
+        <w:t xml:space="preserve">6. The Quartile-Is-One-Value Mistake</w:t>
       </w:r>
     </w:p>
     <w:p>
@@ -1870,7 +1933,7 @@
           <w:b/>
           <w:bCs/>
         </w:rPr>
-        <w:t xml:space="preserve">6. onLevel — The Quartile-Is-One-Value Mistake</w:t>
+        <w:t xml:space="preserve">6. The Quartile-Is-One-Value Mistake</w:t>
       </w:r>
     </w:p>
     <w:p>
@@ -1887,6 +1950,14 @@
       </w:pPr>
       <w:r>
         <w:t xml:space="preserve">     Correct work: Q1 is the MEDIAN of the lower half, not just one of its values. The lower half is 4, 8, 10, 14 — an even-sized group — so Q1 = (8 + 10) ÷ 2 = 9, not 10. The student grabbed a single value instead of averaging the two middle numbers of the half.</w:t>
+      </w:r>
+    </w:p>
+    <w:p>
+      <w:pPr>
+        <w:spacing w:after="80" w:before="0"/>
+      </w:pPr>
+      <w:r>
+        <w:t xml:space="preserve">     Watch for: The Q1 step grabbed a single number out of the lower half instead of finding that half's median. The lower half 4, 8, 10, 14 has an even count, so Q1 averages its two middle values: (8 + 10) ÷ 2 = 9 — the same averaging move already used correctly for the median and for Q3.</w:t>
       </w:r>
     </w:p>
     <w:p>
